--- a/write/packages/docx-layout/test/oracle/brfirst/bf-page-mid.docx
+++ b/write/packages/docx-layout/test/oracle/brfirst/bf-page-mid.docx
@@ -42,6 +42,26 @@
     </w:sectPr>
   </w:body>
 </w:document>
+</file>
+
+<file path=word/numbering.xml><?xml version="1.0" encoding="utf-8"?>
+<w:numbering xmlns:w="http://schemas.openxmlformats.org/wordprocessingml/2006/main" xmlns:r="http://schemas.openxmlformats.org/officeDocument/2006/relationships" xmlns:wp="http://schemas.openxmlformats.org/drawingml/2006/wordprocessingDrawing" xmlns:a="http://schemas.openxmlformats.org/drawingml/2006/main" xmlns:pic="http://schemas.openxmlformats.org/drawingml/2006/picture" xmlns:wps="http://schemas.microsoft.com/office/word/2010/wordprocessingShape" xmlns:mc="http://schemas.openxmlformats.org/markup-compatibility/2006" xmlns:v="urn:schemas-microsoft-com:vml" xmlns:o="urn:schemas-microsoft-com:office:office" xmlns:w10="urn:schemas-microsoft-com:office:word" xmlns:w14="http://schemas.microsoft.com/office/word/2010/wordml">
+  <w:abstractNum w:abstractNumId="1">
+    <w:multiLevelType w:val="singleLevel"/>
+    <w:lvl w:ilvl="0">
+      <w:start w:val="1"/>
+      <w:numFmt w:val="decimal"/>
+      <w:lvlText w:val="%1."/>
+      <w:lvlJc w:val="left"/>
+      <w:pPr>
+        <w:ind w:left="720" w:hanging="360"/>
+      </w:pPr>
+    </w:lvl>
+  </w:abstractNum>
+  <w:num w:numId="1">
+    <w:abstractNumId w:val="1"/>
+  </w:num>
+</w:numbering>
 </file>
 
 <file path=word/styles.xml><?xml version="1.0" encoding="utf-8"?>
